--- a/probate_templates/doc02_afidavit_probet.docx
+++ b/probate_templates/doc02_afidavit_probet.docx
@@ -6190,7 +6190,7 @@
           <w:szCs w:val="22"/>
           <w:u w:val="single"/>
         </w:rPr>
-        <w:t>SAMAN PEMULA NO. {{CASE_NUMBER}}                                2025</w:t>
+        <w:t>SAMAN PEMULA NO. {{CASE_NUMBER}}                                {{FILING_YEAR}}</w:t>
       </w:r>
     </w:p>
     <w:p>
@@ -7334,7 +7334,7 @@
           <w:szCs w:val="22"/>
           <w:u w:val="single"/>
         </w:rPr>
-        <w:t>SAMAN PEMULA NO. {{CASE_NUMBER}}                                2025</w:t>
+        <w:t>SAMAN PEMULA NO. {{CASE_NUMBER}}                                {{FILING_YEAR}}</w:t>
       </w:r>
     </w:p>
     <w:p>
@@ -8461,7 +8461,7 @@
           <w:szCs w:val="22"/>
           <w:u w:val="single"/>
         </w:rPr>
-        <w:t>SAMAN PEMULA NO. {{CASE_NUMBER}}                                2025</w:t>
+        <w:t>SAMAN PEMULA NO. {{CASE_NUMBER}}                                {{FILING_YEAR}}</w:t>
       </w:r>
     </w:p>
     <w:p>

--- a/probate_templates/doc02_afidavit_probet.docx
+++ b/probate_templates/doc02_afidavit_probet.docx
@@ -647,13 +647,9 @@
           <w:sz w:val="22"/>
           <w:szCs w:val="22"/>
         </w:rPr>
-        <w:t xml:space="preserve">(No. K/P: {{APPLICANT_NRIC}})    </w:t>
+        <w:t>(No. K/P: {{APPLICANT_NRIC}})</w:t>
         <w:tab/>
-        <w:tab/>
-        <w:tab/>
-        <w:tab/>
-        <w:tab/>
-        <w:t xml:space="preserve">                   …PEMOHON  </w:t>
+        <w:t>…PEMOHON</w:t>
       </w:r>
       <w:r>
         <w:rPr>
@@ -5262,7 +5258,9 @@
         </w:rPr>
         <w:t>Pada</w:t>
         <w:tab/>
-        <w:t>)                     {{APPLICANT_NAME}}</w:t>
+        <w:t>)</w:t>
+        <w:tab/>
+        <w:t>{{APPLICANT_NAME}}</w:t>
       </w:r>
       <w:proofErr w:type="gramStart"/>
       <w:r>
@@ -6754,13 +6752,9 @@
           <w:sz w:val="22"/>
           <w:szCs w:val="22"/>
         </w:rPr>
-        <w:t xml:space="preserve">{{APPLICANT_NAME}} (No. K/P: {{APPLICANT_NRIC}})    </w:t>
+        <w:t>{{APPLICANT_NAME}} (No. K/P: {{APPLICANT_NRIC}})</w:t>
         <w:tab/>
-        <w:tab/>
-        <w:tab/>
-        <w:tab/>
-        <w:tab/>
-        <w:t xml:space="preserve">                   …PEMOHON  </w:t>
+        <w:t>…PEMOHON</w:t>
       </w:r>
       <w:proofErr w:type="spellStart"/>
       <w:r>
@@ -7900,13 +7894,9 @@
           <w:sz w:val="22"/>
           <w:szCs w:val="22"/>
         </w:rPr>
-        <w:t xml:space="preserve">(No. K/P: {{APPLICANT_NRIC}})    </w:t>
+        <w:t>(No. K/P: {{APPLICANT_NRIC}})</w:t>
         <w:tab/>
-        <w:tab/>
-        <w:tab/>
-        <w:tab/>
-        <w:tab/>
-        <w:t xml:space="preserve">                   …PEMOHON  </w:t>
+        <w:t>…PEMOHON</w:t>
       </w:r>
       <w:r>
         <w:rPr>
@@ -9027,13 +9017,9 @@
           <w:sz w:val="22"/>
           <w:szCs w:val="22"/>
         </w:rPr>
-        <w:t xml:space="preserve">(No. K/P: {{APPLICANT_NRIC}})    </w:t>
+        <w:t>(No. K/P: {{APPLICANT_NRIC}})</w:t>
         <w:tab/>
-        <w:tab/>
-        <w:tab/>
-        <w:tab/>
-        <w:tab/>
-        <w:t xml:space="preserve">                   …PEMOHON  </w:t>
+        <w:t>…PEMOHON</w:t>
       </w:r>
       <w:r>
         <w:rPr>
@@ -10180,13 +10166,9 @@
           <w:sz w:val="22"/>
           <w:szCs w:val="22"/>
         </w:rPr>
-        <w:t xml:space="preserve">(No. K/P: {{APPLICANT_NRIC}})    </w:t>
+        <w:t>(No. K/P: {{APPLICANT_NRIC}})</w:t>
         <w:tab/>
-        <w:tab/>
-        <w:tab/>
-        <w:tab/>
-        <w:tab/>
-        <w:t xml:space="preserve">                   …PEMOHON  </w:t>
+        <w:t>…PEMOHON</w:t>
       </w:r>
       <w:r>
         <w:rPr>
@@ -11303,13 +11285,9 @@
           <w:sz w:val="22"/>
           <w:szCs w:val="22"/>
         </w:rPr>
-        <w:t xml:space="preserve">(No. K/P: {{APPLICANT_NRIC}})    </w:t>
+        <w:t>(No. K/P: {{APPLICANT_NRIC}})</w:t>
         <w:tab/>
-        <w:tab/>
-        <w:tab/>
-        <w:tab/>
-        <w:tab/>
-        <w:t xml:space="preserve">                   …PEMOHON  </w:t>
+        <w:t>…PEMOHON</w:t>
       </w:r>
       <w:r>
         <w:rPr>

--- a/probate_templates/doc02_afidavit_probet.docx
+++ b/probate_templates/doc02_afidavit_probet.docx
@@ -6752,9 +6752,7 @@
           <w:sz w:val="22"/>
           <w:szCs w:val="22"/>
         </w:rPr>
-        <w:t>{{APPLICANT_NAME}} (No. K/P: {{APPLICANT_NRIC}})</w:t>
-        <w:tab/>
-        <w:t>…PEMOHON</w:t>
+        <w:t>{{APPLICANT_NAME}}</w:t>
       </w:r>
       <w:proofErr w:type="spellStart"/>
       <w:r>
@@ -6838,6 +6836,28 @@
           <w:sz w:val="22"/>
           <w:szCs w:val="22"/>
         </w:rPr>
+      </w:r>
+    </w:p>
+    <w:p>
+      <w:pPr>
+        <w:rPr>
+          <w:rFonts w:ascii="Arial" w:hAnsi="Arial" w:cs="Arial"/>
+          <w:b/>
+          <w:sz w:val="22"/>
+          <w:szCs w:val="22"/>
+        </w:rPr>
+      </w:pPr>
+      <w:proofErr w:type="spellStart"/>
+      <w:proofErr w:type="spellEnd"/>
+      <w:r>
+        <w:rPr>
+          <w:rFonts w:ascii="Arial" w:hAnsi="Arial" w:cs="Arial"/>
+          <w:b/>
+          <w:bCs/>
+          <w:sz w:val="22"/>
+          <w:szCs w:val="22"/>
+        </w:rPr>
+        <w:t>(No. K/P: {{APPLICANT_NRIC}})	…PEMOHON</w:t>
       </w:r>
     </w:p>
     <w:p>

--- a/probate_templates/doc02_afidavit_probet.docx
+++ b/probate_templates/doc02_afidavit_probet.docx
@@ -5259,60 +5259,83 @@
         <w:t>Pada</w:t>
         <w:tab/>
         <w:t>)</w:t>
-        <w:tab/>
+      </w:r>
+      <w:proofErr w:type="gramStart"/>
+      <w:r>
+        <w:rPr>
+          <w:rFonts w:ascii="Arial" w:hAnsi="Arial" w:cs="Arial"/>
+          <w:b/>
+          <w:sz w:val="22"/>
+          <w:szCs w:val="22"/>
+        </w:rPr>
+      </w:r>
+      <w:r>
+        <w:rPr>
+          <w:rFonts w:ascii="Arial" w:hAnsi="Arial" w:cs="Arial"/>
+          <w:sz w:val="22"/>
+          <w:szCs w:val="22"/>
+        </w:rPr>
+      </w:r>
+      <w:r>
+        <w:rPr>
+          <w:rFonts w:ascii="Arial" w:hAnsi="Arial" w:cs="Arial"/>
+          <w:sz w:val="22"/>
+          <w:szCs w:val="22"/>
+        </w:rPr>
+      </w:r>
+      <w:proofErr w:type="gramEnd"/>
+      <w:r>
+        <w:rPr>
+          <w:rFonts w:ascii="Arial" w:hAnsi="Arial" w:cs="Arial"/>
+          <w:sz w:val="22"/>
+          <w:szCs w:val="22"/>
+        </w:rPr>
+      </w:r>
+      <w:r>
+        <w:rPr>
+          <w:rFonts w:ascii="Arial" w:hAnsi="Arial" w:cs="Arial"/>
+          <w:b/>
+          <w:bCs/>
+          <w:sz w:val="22"/>
+          <w:szCs w:val="22"/>
+        </w:rPr>
+      </w:r>
+      <w:proofErr w:type="spellStart"/>
+      <w:r>
+        <w:rPr>
+          <w:rFonts w:ascii="Arial" w:hAnsi="Arial" w:cs="Arial"/>
+          <w:b/>
+          <w:bCs/>
+          <w:sz w:val="22"/>
+          <w:szCs w:val="22"/>
+        </w:rPr>
+      </w:r>
+      <w:proofErr w:type="spellEnd"/>
+    </w:p>
+    <w:p>
+      <w:pPr>
+        <w:tabs>
+          <w:tab w:val="left" w:pos="4320"/>
+        </w:tabs>
+        <w:rPr>
+          <w:rFonts w:ascii="Arial" w:hAnsi="Arial" w:cs="Arial"/>
+          <w:sz w:val="22"/>
+          <w:szCs w:val="22"/>
+        </w:rPr>
+        <w:jc w:val="right"/>
+      </w:pPr>
+      <w:proofErr w:type="gramStart"/>
+      <w:proofErr w:type="gramEnd"/>
+      <w:proofErr w:type="spellStart"/>
+      <w:proofErr w:type="spellEnd"/>
+      <w:r>
+        <w:rPr>
+          <w:rFonts w:ascii="Arial" w:hAnsi="Arial" w:cs="Arial"/>
+          <w:sz w:val="22"/>
+          <w:szCs w:val="22"/>
+        </w:rPr>
         <w:t>{{APPLICANT_NAME}}</w:t>
       </w:r>
-      <w:proofErr w:type="gramStart"/>
-      <w:r>
-        <w:rPr>
-          <w:rFonts w:ascii="Arial" w:hAnsi="Arial" w:cs="Arial"/>
-          <w:b/>
-          <w:sz w:val="22"/>
-          <w:szCs w:val="22"/>
-        </w:rPr>
-      </w:r>
-      <w:r>
-        <w:rPr>
-          <w:rFonts w:ascii="Arial" w:hAnsi="Arial" w:cs="Arial"/>
-          <w:sz w:val="22"/>
-          <w:szCs w:val="22"/>
-        </w:rPr>
-      </w:r>
-      <w:r>
-        <w:rPr>
-          <w:rFonts w:ascii="Arial" w:hAnsi="Arial" w:cs="Arial"/>
-          <w:sz w:val="22"/>
-          <w:szCs w:val="22"/>
-        </w:rPr>
-      </w:r>
-      <w:proofErr w:type="gramEnd"/>
-      <w:r>
-        <w:rPr>
-          <w:rFonts w:ascii="Arial" w:hAnsi="Arial" w:cs="Arial"/>
-          <w:sz w:val="22"/>
-          <w:szCs w:val="22"/>
-        </w:rPr>
-      </w:r>
-      <w:r>
-        <w:rPr>
-          <w:rFonts w:ascii="Arial" w:hAnsi="Arial" w:cs="Arial"/>
-          <w:b/>
-          <w:bCs/>
-          <w:sz w:val="22"/>
-          <w:szCs w:val="22"/>
-        </w:rPr>
-      </w:r>
-      <w:proofErr w:type="spellStart"/>
-      <w:r>
-        <w:rPr>
-          <w:rFonts w:ascii="Arial" w:hAnsi="Arial" w:cs="Arial"/>
-          <w:b/>
-          <w:bCs/>
-          <w:sz w:val="22"/>
-          <w:szCs w:val="22"/>
-        </w:rPr>
-      </w:r>
-      <w:proofErr w:type="spellEnd"/>
     </w:p>
     <w:p>
       <w:pPr>

--- a/probate_templates/doc02_afidavit_probet.docx
+++ b/probate_templates/doc02_afidavit_probet.docx
@@ -5123,7 +5123,7 @@
         </w:rPr>
         <w:t>(No. K/P: {{APPLICANT_NRIC}})</w:t>
         <w:tab/>
-        <w:t xml:space="preserve">)         </w:t>
+        <w:t>)</w:t>
       </w:r>
       <w:r>
         <w:rPr>
@@ -5184,41 +5184,40 @@
           <w:sz w:val="22"/>
           <w:szCs w:val="22"/>
         </w:rPr>
-        <w:t>Di</w:t>
-      </w:r>
-      <w:r>
-        <w:rPr>
-          <w:rFonts w:ascii="Arial" w:hAnsi="Arial" w:cs="Arial"/>
-          <w:sz w:val="22"/>
-          <w:szCs w:val="22"/>
-        </w:rPr>
-        <w:t xml:space="preserve">                        </w:t>
-      </w:r>
-      <w:proofErr w:type="gramStart"/>
-      <w:r>
-        <w:rPr>
-          <w:rFonts w:ascii="Arial" w:hAnsi="Arial" w:cs="Arial"/>
-          <w:sz w:val="22"/>
-          <w:szCs w:val="22"/>
-        </w:rPr>
+        <w:t>Di ____________</w:t>
         <w:tab/>
         <w:t>)</w:t>
-      </w:r>
-      <w:r>
-        <w:rPr>
-          <w:rFonts w:ascii="Arial" w:hAnsi="Arial" w:cs="Arial"/>
-          <w:sz w:val="22"/>
-          <w:szCs w:val="22"/>
-        </w:rPr>
-        <w:t xml:space="preserve"> </w:t>
-      </w:r>
-      <w:r>
-        <w:rPr>
-          <w:rFonts w:ascii="Arial" w:hAnsi="Arial" w:cs="Arial"/>
-          <w:sz w:val="22"/>
-          <w:szCs w:val="22"/>
-        </w:rPr>
-        <w:t xml:space="preserve">  </w:t>
+        <w:tab/>
+        <w:t>.......................................................</w:t>
+      </w:r>
+      <w:r>
+        <w:rPr>
+          <w:rFonts w:ascii="Arial" w:hAnsi="Arial" w:cs="Arial"/>
+          <w:sz w:val="22"/>
+          <w:szCs w:val="22"/>
+        </w:rPr>
+      </w:r>
+      <w:proofErr w:type="gramStart"/>
+      <w:r>
+        <w:rPr>
+          <w:rFonts w:ascii="Arial" w:hAnsi="Arial" w:cs="Arial"/>
+          <w:sz w:val="22"/>
+          <w:szCs w:val="22"/>
+        </w:rPr>
+      </w:r>
+      <w:r>
+        <w:rPr>
+          <w:rFonts w:ascii="Arial" w:hAnsi="Arial" w:cs="Arial"/>
+          <w:sz w:val="22"/>
+          <w:szCs w:val="22"/>
+        </w:rPr>
+      </w:r>
+      <w:r>
+        <w:rPr>
+          <w:rFonts w:ascii="Arial" w:hAnsi="Arial" w:cs="Arial"/>
+          <w:sz w:val="22"/>
+          <w:szCs w:val="22"/>
+        </w:rPr>
       </w:r>
       <w:proofErr w:type="gramEnd"/>
       <w:r>
@@ -5227,15 +5226,13 @@
           <w:sz w:val="22"/>
           <w:szCs w:val="22"/>
         </w:rPr>
-        <w:t xml:space="preserve">      </w:t>
-      </w:r>
-      <w:r>
-        <w:rPr>
-          <w:rFonts w:ascii="Arial" w:hAnsi="Arial" w:cs="Arial"/>
-          <w:sz w:val="22"/>
-          <w:szCs w:val="22"/>
-        </w:rPr>
-        <w:t>.....................................................</w:t>
+      </w:r>
+      <w:r>
+        <w:rPr>
+          <w:rFonts w:ascii="Arial" w:hAnsi="Arial" w:cs="Arial"/>
+          <w:sz w:val="22"/>
+          <w:szCs w:val="22"/>
+        </w:rPr>
       </w:r>
     </w:p>
     <w:p>
@@ -5256,7 +5253,7 @@
           <w:sz w:val="22"/>
           <w:szCs w:val="22"/>
         </w:rPr>
-        <w:t>Pada</w:t>
+        <w:t>Pada ___________</w:t>
         <w:tab/>
         <w:t>)</w:t>
       </w:r>
